--- a/runs/LIVE_10072026/10_07_LIVE_BIBLE_-_YOUR_STORE_IS_WATCHING_YOU_FILLED.docx
+++ b/runs/LIVE_10072026/10_07_LIVE_BIBLE_-_YOUR_STORE_IS_WATCHING_YOU_FILLED.docx
@@ -6065,7 +6065,7 @@
           <w:color w:val="1155CC"/>
           <w:sz w:val="36"/>
         </w:rPr>
-        <w:t xml:space="preserve">Katelyn Montalbano's short video (@kb.montalbano)  —  </w:t>
+        <w:t xml:space="preserve">Katelyn Montalbano (@kb.montalbano) — Prime Day cart video, July 16, 2024  —  </w:t>
       </w:r>
       <w:hyperlink r:id="rIdClip7">
         <w:r>
@@ -6076,7 +6076,7 @@
             <w:u w:val="single"/>
             <w:sz w:val="36"/>
           </w:rPr>
-          <w:t xml:space="preserve">https://www.tiktok.com/@kb.montalbano/video/7523672986004606238</w:t>
+          <w:t xml:space="preserve">https://www.tiktok.com/@kb.montalbano/video/7392239491588705579</w:t>
         </w:r>
       </w:hyperlink>
     </w:p>
@@ -6102,6 +6102,48 @@
         <w:rPr>
           <w:rFonts w:ascii="Arial" w:hAnsi="Arial" w:cs="Arial" w:eastAsia="Arial"/>
           <w:b w:val="0"/>
+          <w:color w:val="B7791F"/>
+          <w:sz w:val="36"/>
+        </w:rPr>
+        <w:t xml:space="preserve">NOTE: 2024 video — keep it off any 'this week' line</w:t>
+      </w:r>
+    </w:p>
+    <w:p>
+      <w:pPr>
+        <w:spacing w:lineRule="auto" w:line="276" w:before="0" w:after="0"/>
+      </w:pPr>
+      <w:r>
+        <w:rPr>
+          <w:rFonts w:ascii="Arial" w:hAnsi="Arial" w:cs="Arial" w:eastAsia="Arial"/>
+          <w:b w:val="0"/>
+          <w:color w:val="B7791F"/>
+          <w:sz w:val="36"/>
+        </w:rPr>
+        <w:t xml:space="preserve">NOTE: script says 'about 25 items' and 'a screenshot of every single price' — neither appears in her caption or the Daily Dot write-up; verify or soften</w:t>
+      </w:r>
+    </w:p>
+    <w:p>
+      <w:pPr>
+        <w:spacing w:lineRule="auto" w:line="276" w:before="0" w:after="0"/>
+      </w:pPr>
+      <w:r>
+        <w:rPr>
+          <w:rFonts w:ascii="Arial" w:hAnsi="Arial" w:cs="Arial" w:eastAsia="Arial"/>
+          <w:b w:val="0"/>
+          <w:color w:val="B7791F"/>
+          <w:sz w:val="36"/>
+        </w:rPr>
+        <w:t xml:space="preserve">NOTE: the '$7' in the source log is a COMMENTER's line ('Amazon is messy! My cart went up $7!'), not hers — the script doesn't use it; keep it that way</w:t>
+      </w:r>
+    </w:p>
+    <w:p>
+      <w:pPr>
+        <w:spacing w:lineRule="auto" w:line="276" w:before="0" w:after="0"/>
+      </w:pPr>
+      <w:r>
+        <w:rPr>
+          <w:rFonts w:ascii="Arial" w:hAnsi="Arial" w:cs="Arial" w:eastAsia="Arial"/>
+          <w:b w:val="0"/>
           <w:color w:val="000000"/>
           <w:sz w:val="36"/>
         </w:rPr>
@@ -6394,7 +6436,7 @@
           <w:color w:val="1155CC"/>
           <w:sz w:val="36"/>
         </w:rPr>
-        <w:t xml:space="preserve">Jaymes (@semyajnotsemaj) — Prime Day fake-discount video, July 2024  —  </w:t>
+        <w:t xml:space="preserve">Jaymes (@jaymes.png, formerly @semyajnotsemaj) — 'WATCH OUT FOR SCAMS ON AMAZON!', July 16, 2024  —  </w:t>
       </w:r>
       <w:hyperlink r:id="rIdClip8">
         <w:r>
@@ -6405,7 +6447,7 @@
             <w:u w:val="single"/>
             <w:sz w:val="36"/>
           </w:rPr>
-          <w:t xml:space="preserve">https://www.tiktok.com/@semyajnotsemaj</w:t>
+          <w:t xml:space="preserve">https://www.tiktok.com/@semyajnotsemaj/video/7392290262262828318</w:t>
         </w:r>
       </w:hyperlink>
     </w:p>
@@ -6420,7 +6462,35 @@
           <w:color w:val="B7791F"/>
           <w:sz w:val="36"/>
         </w:rPr>
-        <w:t xml:space="preserve">PERMALINK NOT PINNED — profile only. Scroll to the dated post. No timecode invented.</w:t>
+        <w:t xml:space="preserve">OUTCUE UNVERIFIED — native TikTok post, no caption track. Not watched. Producer sets IN/OUT by eye. No timecode invented.</w:t>
+      </w:r>
+    </w:p>
+    <w:p>
+      <w:pPr>
+        <w:spacing w:lineRule="auto" w:line="276" w:before="0" w:after="0"/>
+      </w:pPr>
+      <w:r>
+        <w:rPr>
+          <w:rFonts w:ascii="Arial" w:hAnsi="Arial" w:cs="Arial" w:eastAsia="Arial"/>
+          <w:b w:val="0"/>
+          <w:color w:val="B7791F"/>
+          <w:sz w:val="36"/>
+        </w:rPr>
+        <w:t xml:space="preserve">NOTE: 2024 video</w:t>
+      </w:r>
+    </w:p>
+    <w:p>
+      <w:pPr>
+        <w:spacing w:lineRule="auto" w:line="276" w:before="0" w:after="0"/>
+      </w:pPr>
+      <w:r>
+        <w:rPr>
+          <w:rFonts w:ascii="Arial" w:hAnsi="Arial" w:cs="Arial" w:eastAsia="Arial"/>
+          <w:b w:val="0"/>
+          <w:color w:val="B7791F"/>
+          <w:sz w:val="36"/>
+        </w:rPr>
+        <w:t xml:space="preserve">NOTE: account renamed to @jaymes.png — credit the current handle on air</w:t>
       </w:r>
     </w:p>
     <w:p>

--- a/runs/LIVE_10072026/10_07_LIVE_BIBLE_-_YOUR_STORE_IS_WATCHING_YOU_FILLED.docx
+++ b/runs/LIVE_10072026/10_07_LIVE_BIBLE_-_YOUR_STORE_IS_WATCHING_YOU_FILLED.docx
@@ -1503,24 +1503,24 @@
         <w:rPr>
           <w:rFonts w:ascii="Arial" w:hAnsi="Arial" w:cs="Arial" w:eastAsia="Arial"/>
           <w:b/>
-          <w:color w:val="B7791F"/>
-          <w:sz w:val="36"/>
-        </w:rPr>
-        <w:t xml:space="preserve">L07-A2 — authority_report / horizontal  ·  PENDING CAPTIONS — YOUTUBE BLOCKED THIS RUN</w:t>
-      </w:r>
-    </w:p>
-    <w:p>
-      <w:pPr>
-        <w:spacing w:lineRule="auto" w:line="276" w:before="0" w:after="0"/>
-      </w:pPr>
-      <w:r>
-        <w:rPr>
-          <w:rFonts w:ascii="Arial" w:hAnsi="Arial" w:cs="Arial" w:eastAsia="Arial"/>
-          <w:b w:val="0"/>
-          <w:color w:val="B7791F"/>
-          <w:sz w:val="36"/>
-        </w:rPr>
-        <w:t xml:space="preserve">Top candidate:  </w:t>
+          <w:color w:val="1155CC"/>
+          <w:sz w:val="36"/>
+        </w:rPr>
+        <w:t xml:space="preserve">L07-A2 — authority_report / horizontal</w:t>
+      </w:r>
+    </w:p>
+    <w:p>
+      <w:pPr>
+        <w:spacing w:lineRule="auto" w:line="276" w:before="0" w:after="0"/>
+      </w:pPr>
+      <w:r>
+        <w:rPr>
+          <w:rFonts w:ascii="Arial" w:hAnsi="Arial" w:cs="Arial" w:eastAsia="Arial"/>
+          <w:b w:val="0"/>
+          <w:color w:val="1155CC"/>
+          <w:sz w:val="36"/>
+        </w:rPr>
+        <w:t xml:space="preserve">License plate readers now at Home Depot, Lowe's Home Improvement stores (NBC Connecticut)  —  </w:t>
       </w:r>
       <w:hyperlink r:id="rIdClip2">
         <w:r>
@@ -1542,11 +1542,401 @@
       <w:r>
         <w:rPr>
           <w:rFonts w:ascii="Arial" w:hAnsi="Arial" w:cs="Arial" w:eastAsia="Arial"/>
+          <w:b/>
+          <w:color w:val="1155CC"/>
+          <w:sz w:val="36"/>
+        </w:rPr>
+        <w:t xml:space="preserve">IN 0:17 – OUT 0:51</w:t>
+      </w:r>
+      <w:r>
+        <w:rPr>
+          <w:rFonts w:ascii="Arial" w:hAnsi="Arial" w:cs="Arial" w:eastAsia="Arial"/>
+          <w:b w:val="0"/>
+          <w:color w:val="1155CC"/>
+          <w:sz w:val="36"/>
+        </w:rPr>
+        <w:t xml:space="preserve">   OUTCUE: “now using them to prevent theft. It's an”</w:t>
+      </w:r>
+    </w:p>
+    <w:p>
+      <w:pPr>
+        <w:spacing w:lineRule="auto" w:line="276" w:before="0" w:after="0"/>
+      </w:pPr>
+      <w:r>
+        <w:rPr>
+          <w:rFonts w:ascii="Arial" w:hAnsi="Arial" w:cs="Arial" w:eastAsia="Arial"/>
+          <w:b/>
+          <w:color w:val="1155CC"/>
+          <w:sz w:val="36"/>
+        </w:rPr>
+        <w:t xml:space="preserve">IN 1:22 – OUT 1:37</w:t>
+      </w:r>
+      <w:r>
+        <w:rPr>
+          <w:rFonts w:ascii="Arial" w:hAnsi="Arial" w:cs="Arial" w:eastAsia="Arial"/>
+          <w:b w:val="0"/>
+          <w:color w:val="1155CC"/>
+          <w:sz w:val="36"/>
+        </w:rPr>
+        <w:t xml:space="preserve">   OUTCUE: “accountability, data retention.”</w:t>
+      </w:r>
+    </w:p>
+    <w:p>
+      <w:pPr>
+        <w:spacing w:lineRule="auto" w:line="276" w:before="0" w:after="0"/>
+      </w:pPr>
+      <w:r>
+        <w:rPr>
+          <w:rFonts w:ascii="Arial" w:hAnsi="Arial" w:cs="Arial" w:eastAsia="Arial"/>
           <w:b w:val="0"/>
           <w:color w:val="B7791F"/>
           <w:sz w:val="36"/>
         </w:rPr>
-        <w:t xml:space="preserve">Pull-now fallback (no captions):  </w:t>
+        <w:t xml:space="preserve">NOTE: segment 1 in-point catches the reporter toss ('NBC Connecticut's Jane Chaco shows us…') — trim to 0:21 if Jeff doesn't want it</w:t>
+      </w:r>
+    </w:p>
+    <w:p>
+      <w:pPr>
+        <w:spacing w:lineRule="auto" w:line="276" w:before="0" w:after="0"/>
+      </w:pPr>
+      <w:r>
+        <w:rPr>
+          <w:rFonts w:ascii="Arial" w:hAnsi="Arial" w:cs="Arial" w:eastAsia="Arial"/>
+          <w:b w:val="0"/>
+          <w:color w:val="B7791F"/>
+          <w:sz w:val="36"/>
+        </w:rPr>
+        <w:t xml:space="preserve">NOTE: the Texas-sheriff Flock line in the script is NOT in this package — it still needs its own source (the source log flags the NY Post piece)</w:t>
+      </w:r>
+    </w:p>
+    <w:p>
+      <w:pPr>
+        <w:spacing w:lineRule="auto" w:line="276" w:before="0" w:after="0"/>
+      </w:pPr>
+      <w:r>
+        <w:rPr>
+          <w:rFonts w:ascii="Arial" w:hAnsi="Arial" w:cs="Arial" w:eastAsia="Arial"/>
+          <w:b w:val="0"/>
+          <w:color w:val="000000"/>
+          <w:sz w:val="36"/>
+        </w:rPr>
+      </w:r>
+    </w:p>
+    <w:p>
+      <w:pPr>
+        <w:spacing w:lineRule="auto" w:line="276" w:before="0" w:after="0"/>
+      </w:pPr>
+      <w:r>
+        <w:rPr>
+          <w:rFonts w:ascii="Arial" w:hAnsi="Arial" w:cs="Arial" w:eastAsia="Arial"/>
+          <w:b/>
+          <w:color w:val="000000"/>
+          <w:sz w:val="46"/>
+        </w:rPr>
+        <w:t>NOW THE SHOPPING CART ITSELF HAS CAMERAS!!</w:t>
+      </w:r>
+    </w:p>
+    <w:p>
+      <w:pPr>
+        <w:spacing w:lineRule="auto" w:line="276" w:before="0" w:after="0"/>
+      </w:pPr>
+      <w:r>
+        <w:rPr>
+          <w:rFonts w:ascii="Arial" w:hAnsi="Arial" w:cs="Arial" w:eastAsia="Arial"/>
+          <w:b w:val="0"/>
+          <w:color w:val="000000"/>
+          <w:sz w:val="36"/>
+        </w:rPr>
+      </w:r>
+    </w:p>
+    <w:p>
+      <w:pPr>
+        <w:spacing w:lineRule="auto" w:line="276" w:before="0" w:after="0"/>
+      </w:pPr>
+      <w:r>
+        <w:rPr>
+          <w:rFonts w:ascii="Arial" w:hAnsi="Arial" w:cs="Arial" w:eastAsia="Arial"/>
+          <w:b w:val="0"/>
+          <w:color w:val="000000"/>
+          <w:sz w:val="36"/>
+        </w:rPr>
+        <w:t xml:space="preserve">-INSTACART MAKES A SMART SHOPPING CART CALLED THE </w:t>
+      </w:r>
+      <w:r>
+        <w:rPr>
+          <w:rFonts w:ascii="Arial" w:hAnsi="Arial" w:cs="Arial" w:eastAsia="Arial"/>
+          <w:b/>
+          <w:color w:val="000000"/>
+          <w:sz w:val="36"/>
+        </w:rPr>
+        <w:t>CAPER CART</w:t>
+      </w:r>
+      <w:r>
+        <w:rPr>
+          <w:rFonts w:ascii="Arial" w:hAnsi="Arial" w:cs="Arial" w:eastAsia="Arial"/>
+          <w:b w:val="0"/>
+          <w:color w:val="000000"/>
+          <w:sz w:val="36"/>
+        </w:rPr>
+        <w:t>.</w:t>
+      </w:r>
+    </w:p>
+    <w:p>
+      <w:pPr>
+        <w:spacing w:lineRule="auto" w:line="276" w:before="0" w:after="0"/>
+      </w:pPr>
+      <w:r>
+        <w:rPr>
+          <w:rFonts w:ascii="Arial" w:hAnsi="Arial" w:cs="Arial" w:eastAsia="Arial"/>
+          <w:b w:val="0"/>
+          <w:color w:val="000000"/>
+          <w:sz w:val="36"/>
+        </w:rPr>
+      </w:r>
+    </w:p>
+    <w:p>
+      <w:pPr>
+        <w:spacing w:lineRule="auto" w:line="276" w:before="0" w:after="0"/>
+      </w:pPr>
+      <w:r>
+        <w:rPr>
+          <w:rFonts w:ascii="Arial" w:hAnsi="Arial" w:cs="Arial" w:eastAsia="Arial"/>
+          <w:b w:val="0"/>
+          <w:color w:val="000000"/>
+          <w:sz w:val="36"/>
+        </w:rPr>
+        <w:t>-IT HAS CAMERAS POINTED INTO YOUR BASKET… CAMERAS POINTED OUT… AND A LOCATION-TRACKING SYSTEM.</w:t>
+      </w:r>
+    </w:p>
+    <w:p>
+      <w:pPr>
+        <w:spacing w:lineRule="auto" w:line="276" w:before="0" w:after="0"/>
+      </w:pPr>
+      <w:r>
+        <w:rPr>
+          <w:rFonts w:ascii="Arial" w:hAnsi="Arial" w:cs="Arial" w:eastAsia="Arial"/>
+          <w:b w:val="0"/>
+          <w:color w:val="000000"/>
+          <w:sz w:val="36"/>
+        </w:rPr>
+      </w:r>
+    </w:p>
+    <w:p>
+      <w:pPr>
+        <w:spacing w:lineRule="auto" w:line="276" w:before="0" w:after="0"/>
+      </w:pPr>
+      <w:r>
+        <w:rPr>
+          <w:rFonts w:ascii="Arial" w:hAnsi="Arial" w:cs="Arial" w:eastAsia="Arial"/>
+          <w:b w:val="0"/>
+          <w:color w:val="000000"/>
+          <w:sz w:val="36"/>
+        </w:rPr>
+        <w:t>-IT'S ALREADY ROLLING THROUGH STORES IN MORE THAN 100 CITIES IN 15 STATES.</w:t>
+      </w:r>
+    </w:p>
+    <w:p>
+      <w:pPr>
+        <w:spacing w:lineRule="auto" w:line="276" w:before="0" w:after="0"/>
+      </w:pPr>
+      <w:r>
+        <w:rPr>
+          <w:rFonts w:ascii="Arial" w:hAnsi="Arial" w:cs="Arial" w:eastAsia="Arial"/>
+          <w:b w:val="0"/>
+          <w:color w:val="000000"/>
+          <w:sz w:val="36"/>
+        </w:rPr>
+      </w:r>
+    </w:p>
+    <w:p>
+      <w:pPr>
+        <w:spacing w:lineRule="auto" w:line="276" w:before="0" w:after="0"/>
+      </w:pPr>
+      <w:r>
+        <w:rPr>
+          <w:rFonts w:ascii="Arial" w:hAnsi="Arial" w:cs="Arial" w:eastAsia="Arial"/>
+          <w:b w:val="0"/>
+          <w:color w:val="000000"/>
+          <w:sz w:val="36"/>
+        </w:rPr>
+        <w:t>-SHOPRITE, WEGMANS AND WEIS MARKETS ARE ALL USING THEM RIGHT NOW!</w:t>
+      </w:r>
+    </w:p>
+    <w:p>
+      <w:pPr>
+        <w:spacing w:lineRule="auto" w:line="276" w:before="0" w:after="0"/>
+      </w:pPr>
+      <w:r>
+        <w:rPr>
+          <w:rFonts w:ascii="Arial" w:hAnsi="Arial" w:cs="Arial" w:eastAsia="Arial"/>
+          <w:b w:val="0"/>
+          <w:color w:val="000000"/>
+          <w:sz w:val="36"/>
+        </w:rPr>
+      </w:r>
+    </w:p>
+    <w:p>
+      <w:pPr>
+        <w:spacing w:lineRule="auto" w:line="276" w:before="0" w:after="0"/>
+      </w:pPr>
+      <w:r>
+        <w:rPr>
+          <w:rFonts w:ascii="Arial" w:hAnsi="Arial" w:cs="Arial" w:eastAsia="Arial"/>
+          <w:b w:val="0"/>
+          <w:color w:val="000000"/>
+          <w:sz w:val="36"/>
+        </w:rPr>
+        <w:t>-THE CART KNOWS WHAT YOU PUT IN IT…</w:t>
+      </w:r>
+    </w:p>
+    <w:p>
+      <w:pPr>
+        <w:spacing w:lineRule="auto" w:line="276" w:before="0" w:after="0"/>
+      </w:pPr>
+      <w:r>
+        <w:rPr>
+          <w:rFonts w:ascii="Arial" w:hAnsi="Arial" w:cs="Arial" w:eastAsia="Arial"/>
+          <w:b w:val="0"/>
+          <w:color w:val="000000"/>
+          <w:sz w:val="36"/>
+        </w:rPr>
+      </w:r>
+    </w:p>
+    <w:p>
+      <w:pPr>
+        <w:spacing w:lineRule="auto" w:line="276" w:before="0" w:after="0"/>
+      </w:pPr>
+      <w:r>
+        <w:rPr>
+          <w:rFonts w:ascii="Arial" w:hAnsi="Arial" w:cs="Arial" w:eastAsia="Arial"/>
+          <w:b w:val="0"/>
+          <w:color w:val="000000"/>
+          <w:sz w:val="36"/>
+        </w:rPr>
+        <w:t>-AND IT PUTS ADS AND COUPONS ON THE SCREEN RIGHT IN FRONT OF YOU.</w:t>
+      </w:r>
+    </w:p>
+    <w:p>
+      <w:pPr>
+        <w:spacing w:lineRule="auto" w:line="276" w:before="0" w:after="0"/>
+      </w:pPr>
+      <w:r>
+        <w:rPr>
+          <w:rFonts w:ascii="Arial" w:hAnsi="Arial" w:cs="Arial" w:eastAsia="Arial"/>
+          <w:b w:val="0"/>
+          <w:color w:val="000000"/>
+          <w:sz w:val="36"/>
+        </w:rPr>
+      </w:r>
+    </w:p>
+    <w:p>
+      <w:pPr>
+        <w:spacing w:lineRule="auto" w:line="276" w:before="0" w:after="0"/>
+      </w:pPr>
+      <w:r>
+        <w:rPr>
+          <w:rFonts w:ascii="Arial" w:hAnsi="Arial" w:cs="Arial" w:eastAsia="Arial"/>
+          <w:b w:val="0"/>
+          <w:color w:val="000000"/>
+          <w:sz w:val="36"/>
+        </w:rPr>
+        <w:t>-INSTACART SAYS THE CAMERAS ARE THERE ONLY TO RECOGNIZE THE PRODUCTS.</w:t>
+      </w:r>
+    </w:p>
+    <w:p>
+      <w:pPr>
+        <w:spacing w:lineRule="auto" w:line="276" w:before="0" w:after="0"/>
+      </w:pPr>
+      <w:r>
+        <w:rPr>
+          <w:rFonts w:ascii="Arial" w:hAnsi="Arial" w:cs="Arial" w:eastAsia="Arial"/>
+          <w:b w:val="0"/>
+          <w:color w:val="000000"/>
+          <w:sz w:val="36"/>
+        </w:rPr>
+      </w:r>
+    </w:p>
+    <w:p>
+      <w:pPr>
+        <w:spacing w:lineRule="auto" w:line="276" w:before="0" w:after="0"/>
+      </w:pPr>
+      <w:r>
+        <w:rPr>
+          <w:rFonts w:ascii="Arial" w:hAnsi="Arial" w:cs="Arial" w:eastAsia="Arial"/>
+          <w:b w:val="0"/>
+          <w:color w:val="000000"/>
+          <w:sz w:val="36"/>
+        </w:rPr>
+        <w:t>-HAVE A LOOK AT ONE OF THESE CARTS ROLLING DOWN A GROCERY AISLE…</w:t>
+      </w:r>
+    </w:p>
+    <w:p>
+      <w:pPr>
+        <w:spacing w:lineRule="auto" w:line="276" w:before="0" w:after="0"/>
+      </w:pPr>
+      <w:r>
+        <w:rPr>
+          <w:rFonts w:ascii="Arial" w:hAnsi="Arial" w:cs="Arial" w:eastAsia="Arial"/>
+          <w:b w:val="0"/>
+          <w:color w:val="000000"/>
+          <w:sz w:val="36"/>
+        </w:rPr>
+      </w:r>
+    </w:p>
+    <w:p>
+      <w:pPr>
+        <w:spacing w:lineRule="auto" w:line="276" w:before="0" w:after="0"/>
+      </w:pPr>
+      <w:r>
+        <w:rPr>
+          <w:rFonts w:ascii="Arial" w:hAnsi="Arial" w:cs="Arial" w:eastAsia="Arial"/>
+          <w:b/>
+          <w:color w:val="FF0000"/>
+          <w:sz w:val="36"/>
+        </w:rPr>
+        <w:t>(((PLAY CLIP XXX VERTICAL BROLL)))</w:t>
+      </w:r>
+    </w:p>
+    <w:p>
+      <w:pPr>
+        <w:spacing w:lineRule="auto" w:line="276" w:before="0" w:after="0"/>
+      </w:pPr>
+      <w:r>
+        <w:rPr>
+          <w:rFonts w:ascii="Arial" w:hAnsi="Arial" w:cs="Arial" w:eastAsia="Arial"/>
+          <w:b/>
+          <w:color w:val="FF0000"/>
+          <w:sz w:val="36"/>
+        </w:rPr>
+        <w:t>OUT:</w:t>
+      </w:r>
+    </w:p>
+    <w:p>
+      <w:pPr>
+        <w:spacing w:lineRule="auto" w:line="276" w:before="0" w:after="0"/>
+      </w:pPr>
+      <w:r>
+        <w:rPr>
+          <w:rFonts w:ascii="Arial" w:hAnsi="Arial" w:cs="Arial" w:eastAsia="Arial"/>
+          <w:b/>
+          <w:color w:val="1155CC"/>
+          <w:sz w:val="36"/>
+        </w:rPr>
+        <w:t xml:space="preserve">L07-A3 — explainer_demo/creator_short / vertical</w:t>
+      </w:r>
+    </w:p>
+    <w:p>
+      <w:pPr>
+        <w:spacing w:lineRule="auto" w:line="276" w:before="0" w:after="0"/>
+      </w:pPr>
+      <w:r>
+        <w:rPr>
+          <w:rFonts w:ascii="Arial" w:hAnsi="Arial" w:cs="Arial" w:eastAsia="Arial"/>
+          <w:b w:val="0"/>
+          <w:color w:val="1155CC"/>
+          <w:sz w:val="36"/>
+        </w:rPr>
+        <w:t xml:space="preserve">Meet Caper Cart. The new smart cart from Instacart. (Instacart)  —  </w:t>
       </w:r>
       <w:hyperlink r:id="rIdClip3">
         <w:r>
@@ -1557,7 +1947,7 @@
             <w:u w:val="single"/>
             <w:sz w:val="36"/>
           </w:rPr>
-          <w:t xml:space="preserve">https://www.foxnews.com/tech/license-plate-cameras-home-depot-lowes-spark-privacy-fears.amp</w:t>
+          <w:t xml:space="preserve">https://www.youtube.com/watch?v=IO1wx3zBR6s</w:t>
         </w:r>
       </w:hyperlink>
     </w:p>
@@ -1568,11 +1958,71 @@
       <w:r>
         <w:rPr>
           <w:rFonts w:ascii="Arial" w:hAnsi="Arial" w:cs="Arial" w:eastAsia="Arial"/>
+          <w:b/>
+          <w:color w:val="1155CC"/>
+          <w:sz w:val="36"/>
+        </w:rPr>
+        <w:t xml:space="preserve">IN 0:00 – OUT 0:43</w:t>
+      </w:r>
+      <w:r>
+        <w:rPr>
+          <w:rFonts w:ascii="Arial" w:hAnsi="Arial" w:cs="Arial" w:eastAsia="Arial"/>
+          <w:b w:val="0"/>
+          <w:color w:val="1155CC"/>
+          <w:sz w:val="36"/>
+        </w:rPr>
+        <w:t xml:space="preserve">   OUTCUE: “them and even add them back”</w:t>
+      </w:r>
+    </w:p>
+    <w:p>
+      <w:pPr>
+        <w:spacing w:lineRule="auto" w:line="276" w:before="0" w:after="0"/>
+      </w:pPr>
+      <w:r>
+        <w:rPr>
+          <w:rFonts w:ascii="Arial" w:hAnsi="Arial" w:cs="Arial" w:eastAsia="Arial"/>
+          <w:b/>
+          <w:color w:val="1155CC"/>
+          <w:sz w:val="36"/>
+        </w:rPr>
+        <w:t xml:space="preserve">IN 0:48 – OUT 1:08</w:t>
+      </w:r>
+      <w:r>
+        <w:rPr>
+          <w:rFonts w:ascii="Arial" w:hAnsi="Arial" w:cs="Arial" w:eastAsia="Arial"/>
+          <w:b w:val="0"/>
+          <w:color w:val="1155CC"/>
+          <w:sz w:val="36"/>
+        </w:rPr>
+        <w:t xml:space="preserve">   OUTCUE: “your customer's”</w:t>
+      </w:r>
+    </w:p>
+    <w:p>
+      <w:pPr>
+        <w:spacing w:lineRule="auto" w:line="276" w:before="0" w:after="0"/>
+      </w:pPr>
+      <w:r>
+        <w:rPr>
+          <w:rFonts w:ascii="Arial" w:hAnsi="Arial" w:cs="Arial" w:eastAsia="Arial"/>
           <w:b w:val="0"/>
           <w:color w:val="B7791F"/>
           <w:sz w:val="36"/>
         </w:rPr>
-        <w:t xml:space="preserve">Not flagged: no transcript means no verifiable outcue. Re-run captions to get IN/OUT. No timecode invented.</w:t>
+        <w:t xml:space="preserve">NOTE: ORIENTATION CROSSED: horizontal source on a VERTICAL BROLL marker. No captioned vertical cart footage exists — the only vertical candidate (Omni Talk Short) is a podcast talking head with no cart on screen. Needs a crop or a producer ruling.</w:t>
+      </w:r>
+    </w:p>
+    <w:p>
+      <w:pPr>
+        <w:spacing w:lineRule="auto" w:line="276" w:before="0" w:after="0"/>
+      </w:pPr>
+      <w:r>
+        <w:rPr>
+          <w:rFonts w:ascii="Arial" w:hAnsi="Arial" w:cs="Arial" w:eastAsia="Arial"/>
+          <w:b w:val="0"/>
+          <w:color w:val="B7791F"/>
+          <w:sz w:val="36"/>
+        </w:rPr>
+        <w:t xml:space="preserve">NOTE: Instacart marketing footage — used here to show the product and quote Instacart's own claim</w:t>
       </w:r>
     </w:p>
     <w:p>
@@ -1599,34 +2049,34 @@
           <w:color w:val="000000"/>
           <w:sz w:val="46"/>
         </w:rPr>
-        <w:t>NOW THE SHOPPING CART ITSELF HAS CAMERAS!!</w:t>
-      </w:r>
-    </w:p>
-    <w:p>
-      <w:pPr>
-        <w:spacing w:lineRule="auto" w:line="276" w:before="0" w:after="0"/>
-      </w:pPr>
-      <w:r>
-        <w:rPr>
-          <w:rFonts w:ascii="Arial" w:hAnsi="Arial" w:cs="Arial" w:eastAsia="Arial"/>
-          <w:b w:val="0"/>
-          <w:color w:val="000000"/>
-          <w:sz w:val="36"/>
-        </w:rPr>
-      </w:r>
-    </w:p>
-    <w:p>
-      <w:pPr>
-        <w:spacing w:lineRule="auto" w:line="276" w:before="0" w:after="0"/>
-      </w:pPr>
-      <w:r>
-        <w:rPr>
-          <w:rFonts w:ascii="Arial" w:hAnsi="Arial" w:cs="Arial" w:eastAsia="Arial"/>
-          <w:b w:val="0"/>
-          <w:color w:val="000000"/>
-          <w:sz w:val="36"/>
-        </w:rPr>
-        <w:t xml:space="preserve">-INSTACART MAKES A SMART SHOPPING CART CALLED THE </w:t>
+        <w:t>AND AT SELF-CHECKOUT… AI IS WATCHING YOUR HANDS!</w:t>
+      </w:r>
+    </w:p>
+    <w:p>
+      <w:pPr>
+        <w:spacing w:lineRule="auto" w:line="276" w:before="0" w:after="0"/>
+      </w:pPr>
+      <w:r>
+        <w:rPr>
+          <w:rFonts w:ascii="Arial" w:hAnsi="Arial" w:cs="Arial" w:eastAsia="Arial"/>
+          <w:b w:val="0"/>
+          <w:color w:val="000000"/>
+          <w:sz w:val="36"/>
+        </w:rPr>
+      </w:r>
+    </w:p>
+    <w:p>
+      <w:pPr>
+        <w:spacing w:lineRule="auto" w:line="276" w:before="0" w:after="0"/>
+      </w:pPr>
+      <w:r>
+        <w:rPr>
+          <w:rFonts w:ascii="Arial" w:hAnsi="Arial" w:cs="Arial" w:eastAsia="Arial"/>
+          <w:b w:val="0"/>
+          <w:color w:val="000000"/>
+          <w:sz w:val="36"/>
+        </w:rPr>
+        <w:t xml:space="preserve">-WALMART USES AI CAMERAS AT SELF-CHECKOUT THAT FLAG WHAT THEY THINK IS A </w:t>
       </w:r>
       <w:r>
         <w:rPr>
@@ -1635,7 +2085,7 @@
           <w:color w:val="000000"/>
           <w:sz w:val="36"/>
         </w:rPr>
-        <w:t>CAPER CART</w:t>
+        <w:t>MISSED SCAN</w:t>
       </w:r>
       <w:r>
         <w:rPr>
@@ -1671,169 +2121,196 @@
           <w:color w:val="000000"/>
           <w:sz w:val="36"/>
         </w:rPr>
-        <w:t>-IT HAS CAMERAS POINTED INTO YOUR BASKET… CAMERAS POINTED OUT… AND A LOCATION-TRACKING SYSTEM.</w:t>
-      </w:r>
-    </w:p>
-    <w:p>
-      <w:pPr>
-        <w:spacing w:lineRule="auto" w:line="276" w:before="0" w:after="0"/>
-      </w:pPr>
-      <w:r>
-        <w:rPr>
-          <w:rFonts w:ascii="Arial" w:hAnsi="Arial" w:cs="Arial" w:eastAsia="Arial"/>
-          <w:b w:val="0"/>
-          <w:color w:val="000000"/>
-          <w:sz w:val="36"/>
-        </w:rPr>
-      </w:r>
-    </w:p>
-    <w:p>
-      <w:pPr>
-        <w:spacing w:lineRule="auto" w:line="276" w:before="0" w:after="0"/>
-      </w:pPr>
-      <w:r>
-        <w:rPr>
-          <w:rFonts w:ascii="Arial" w:hAnsi="Arial" w:cs="Arial" w:eastAsia="Arial"/>
-          <w:b w:val="0"/>
-          <w:color w:val="000000"/>
-          <w:sz w:val="36"/>
-        </w:rPr>
-        <w:t>-IT'S ALREADY ROLLING THROUGH STORES IN MORE THAN 100 CITIES IN 15 STATES.</w:t>
-      </w:r>
-    </w:p>
-    <w:p>
-      <w:pPr>
-        <w:spacing w:lineRule="auto" w:line="276" w:before="0" w:after="0"/>
-      </w:pPr>
-      <w:r>
-        <w:rPr>
-          <w:rFonts w:ascii="Arial" w:hAnsi="Arial" w:cs="Arial" w:eastAsia="Arial"/>
-          <w:b w:val="0"/>
-          <w:color w:val="000000"/>
-          <w:sz w:val="36"/>
-        </w:rPr>
-      </w:r>
-    </w:p>
-    <w:p>
-      <w:pPr>
-        <w:spacing w:lineRule="auto" w:line="276" w:before="0" w:after="0"/>
-      </w:pPr>
-      <w:r>
-        <w:rPr>
-          <w:rFonts w:ascii="Arial" w:hAnsi="Arial" w:cs="Arial" w:eastAsia="Arial"/>
-          <w:b w:val="0"/>
-          <w:color w:val="000000"/>
-          <w:sz w:val="36"/>
-        </w:rPr>
-        <w:t>-SHOPRITE, WEGMANS AND WEIS MARKETS ARE ALL USING THEM RIGHT NOW!</w:t>
-      </w:r>
-    </w:p>
-    <w:p>
-      <w:pPr>
-        <w:spacing w:lineRule="auto" w:line="276" w:before="0" w:after="0"/>
-      </w:pPr>
-      <w:r>
-        <w:rPr>
-          <w:rFonts w:ascii="Arial" w:hAnsi="Arial" w:cs="Arial" w:eastAsia="Arial"/>
-          <w:b w:val="0"/>
-          <w:color w:val="000000"/>
-          <w:sz w:val="36"/>
-        </w:rPr>
-      </w:r>
-    </w:p>
-    <w:p>
-      <w:pPr>
-        <w:spacing w:lineRule="auto" w:line="276" w:before="0" w:after="0"/>
-      </w:pPr>
-      <w:r>
-        <w:rPr>
-          <w:rFonts w:ascii="Arial" w:hAnsi="Arial" w:cs="Arial" w:eastAsia="Arial"/>
-          <w:b w:val="0"/>
-          <w:color w:val="000000"/>
-          <w:sz w:val="36"/>
-        </w:rPr>
-        <w:t>-THE CART KNOWS WHAT YOU PUT IN IT…</w:t>
-      </w:r>
-    </w:p>
-    <w:p>
-      <w:pPr>
-        <w:spacing w:lineRule="auto" w:line="276" w:before="0" w:after="0"/>
-      </w:pPr>
-      <w:r>
-        <w:rPr>
-          <w:rFonts w:ascii="Arial" w:hAnsi="Arial" w:cs="Arial" w:eastAsia="Arial"/>
-          <w:b w:val="0"/>
-          <w:color w:val="000000"/>
-          <w:sz w:val="36"/>
-        </w:rPr>
-      </w:r>
-    </w:p>
-    <w:p>
-      <w:pPr>
-        <w:spacing w:lineRule="auto" w:line="276" w:before="0" w:after="0"/>
-      </w:pPr>
-      <w:r>
-        <w:rPr>
-          <w:rFonts w:ascii="Arial" w:hAnsi="Arial" w:cs="Arial" w:eastAsia="Arial"/>
-          <w:b w:val="0"/>
-          <w:color w:val="000000"/>
-          <w:sz w:val="36"/>
-        </w:rPr>
-        <w:t>-AND IT PUTS ADS AND COUPONS ON THE SCREEN RIGHT IN FRONT OF YOU.</w:t>
-      </w:r>
-    </w:p>
-    <w:p>
-      <w:pPr>
-        <w:spacing w:lineRule="auto" w:line="276" w:before="0" w:after="0"/>
-      </w:pPr>
-      <w:r>
-        <w:rPr>
-          <w:rFonts w:ascii="Arial" w:hAnsi="Arial" w:cs="Arial" w:eastAsia="Arial"/>
-          <w:b w:val="0"/>
-          <w:color w:val="000000"/>
-          <w:sz w:val="36"/>
-        </w:rPr>
-      </w:r>
-    </w:p>
-    <w:p>
-      <w:pPr>
-        <w:spacing w:lineRule="auto" w:line="276" w:before="0" w:after="0"/>
-      </w:pPr>
-      <w:r>
-        <w:rPr>
-          <w:rFonts w:ascii="Arial" w:hAnsi="Arial" w:cs="Arial" w:eastAsia="Arial"/>
-          <w:b w:val="0"/>
-          <w:color w:val="000000"/>
-          <w:sz w:val="36"/>
-        </w:rPr>
-        <w:t>-INSTACART SAYS THE CAMERAS ARE THERE ONLY TO RECOGNIZE THE PRODUCTS.</w:t>
-      </w:r>
-    </w:p>
-    <w:p>
-      <w:pPr>
-        <w:spacing w:lineRule="auto" w:line="276" w:before="0" w:after="0"/>
-      </w:pPr>
-      <w:r>
-        <w:rPr>
-          <w:rFonts w:ascii="Arial" w:hAnsi="Arial" w:cs="Arial" w:eastAsia="Arial"/>
-          <w:b w:val="0"/>
-          <w:color w:val="000000"/>
-          <w:sz w:val="36"/>
-        </w:rPr>
-      </w:r>
-    </w:p>
-    <w:p>
-      <w:pPr>
-        <w:spacing w:lineRule="auto" w:line="276" w:before="0" w:after="0"/>
-      </w:pPr>
-      <w:r>
-        <w:rPr>
-          <w:rFonts w:ascii="Arial" w:hAnsi="Arial" w:cs="Arial" w:eastAsia="Arial"/>
-          <w:b w:val="0"/>
-          <w:color w:val="000000"/>
-          <w:sz w:val="36"/>
-        </w:rPr>
-        <w:t>-HAVE A LOOK AT ONE OF THESE CARTS ROLLING DOWN A GROCERY AISLE…</w:t>
+        <w:t>-THE CAMERA SEES AN ITEM… THE SCALE DOESN'T MATCH…</w:t>
+      </w:r>
+    </w:p>
+    <w:p>
+      <w:pPr>
+        <w:spacing w:lineRule="auto" w:line="276" w:before="0" w:after="0"/>
+      </w:pPr>
+      <w:r>
+        <w:rPr>
+          <w:rFonts w:ascii="Arial" w:hAnsi="Arial" w:cs="Arial" w:eastAsia="Arial"/>
+          <w:b w:val="0"/>
+          <w:color w:val="000000"/>
+          <w:sz w:val="36"/>
+        </w:rPr>
+      </w:r>
+    </w:p>
+    <w:p>
+      <w:pPr>
+        <w:spacing w:lineRule="auto" w:line="276" w:before="0" w:after="0"/>
+      </w:pPr>
+      <w:r>
+        <w:rPr>
+          <w:rFonts w:ascii="Arial" w:hAnsi="Arial" w:cs="Arial" w:eastAsia="Arial"/>
+          <w:b w:val="0"/>
+          <w:color w:val="000000"/>
+          <w:sz w:val="36"/>
+        </w:rPr>
+        <w:t>-AND AN ALERT GOES STRAIGHT TO AN EMPLOYEE'S HANDHELD.</w:t>
+      </w:r>
+    </w:p>
+    <w:p>
+      <w:pPr>
+        <w:spacing w:lineRule="auto" w:line="276" w:before="0" w:after="0"/>
+      </w:pPr>
+      <w:r>
+        <w:rPr>
+          <w:rFonts w:ascii="Arial" w:hAnsi="Arial" w:cs="Arial" w:eastAsia="Arial"/>
+          <w:b w:val="0"/>
+          <w:color w:val="000000"/>
+          <w:sz w:val="36"/>
+        </w:rPr>
+      </w:r>
+    </w:p>
+    <w:p>
+      <w:pPr>
+        <w:spacing w:lineRule="auto" w:line="276" w:before="0" w:after="0"/>
+      </w:pPr>
+      <w:r>
+        <w:rPr>
+          <w:rFonts w:ascii="Arial" w:hAnsi="Arial" w:cs="Arial" w:eastAsia="Arial"/>
+          <w:b w:val="0"/>
+          <w:color w:val="000000"/>
+          <w:sz w:val="36"/>
+        </w:rPr>
+        <w:t xml:space="preserve">-BUT THESE MACHINES DON'T ALWAYS WORK… AND WHEN THEY DON'T, IT CAN BE YOU WHO GETS BLAMED.</w:t>
+      </w:r>
+    </w:p>
+    <w:p>
+      <w:pPr>
+        <w:spacing w:lineRule="auto" w:line="276" w:before="0" w:after="0"/>
+      </w:pPr>
+      <w:r>
+        <w:rPr>
+          <w:rFonts w:ascii="Arial" w:hAnsi="Arial" w:cs="Arial" w:eastAsia="Arial"/>
+          <w:b w:val="0"/>
+          <w:color w:val="000000"/>
+          <w:sz w:val="36"/>
+        </w:rPr>
+      </w:r>
+    </w:p>
+    <w:p>
+      <w:pPr>
+        <w:spacing w:lineRule="auto" w:line="276" w:before="0" w:after="0"/>
+      </w:pPr>
+      <w:r>
+        <w:rPr>
+          <w:rFonts w:ascii="Arial" w:hAnsi="Arial" w:cs="Arial" w:eastAsia="Arial"/>
+          <w:b w:val="0"/>
+          <w:color w:val="000000"/>
+          <w:sz w:val="36"/>
+        </w:rPr>
+        <w:t xml:space="preserve">-LESLEIGH NURSE WAS AT SELF-CHECKOUT AT THE WALMART IN SEMMES, ALABAMA… WITH HER HUSBAND AND THREE KIDS.</w:t>
+      </w:r>
+    </w:p>
+    <w:p>
+      <w:pPr>
+        <w:spacing w:lineRule="auto" w:line="276" w:before="0" w:after="0"/>
+      </w:pPr>
+      <w:r>
+        <w:rPr>
+          <w:rFonts w:ascii="Arial" w:hAnsi="Arial" w:cs="Arial" w:eastAsia="Arial"/>
+          <w:b w:val="0"/>
+          <w:color w:val="000000"/>
+          <w:sz w:val="36"/>
+        </w:rPr>
+      </w:r>
+    </w:p>
+    <w:p>
+      <w:pPr>
+        <w:spacing w:lineRule="auto" w:line="276" w:before="0" w:after="0"/>
+      </w:pPr>
+      <w:r>
+        <w:rPr>
+          <w:rFonts w:ascii="Arial" w:hAnsi="Arial" w:cs="Arial" w:eastAsia="Arial"/>
+          <w:b w:val="0"/>
+          <w:color w:val="000000"/>
+          <w:sz w:val="36"/>
+        </w:rPr>
+        <w:t xml:space="preserve">-HER SCANNER KEPT MALFUNCTIONING… SHE EVEN GOT A WALMART WORKER TO HELP HER.</w:t>
+      </w:r>
+    </w:p>
+    <w:p>
+      <w:pPr>
+        <w:spacing w:lineRule="auto" w:line="276" w:before="0" w:after="0"/>
+      </w:pPr>
+      <w:r>
+        <w:rPr>
+          <w:rFonts w:ascii="Arial" w:hAnsi="Arial" w:cs="Arial" w:eastAsia="Arial"/>
+          <w:b w:val="0"/>
+          <w:color w:val="000000"/>
+          <w:sz w:val="36"/>
+        </w:rPr>
+      </w:r>
+    </w:p>
+    <w:p>
+      <w:pPr>
+        <w:spacing w:lineRule="auto" w:line="276" w:before="0" w:after="0"/>
+      </w:pPr>
+      <w:r>
+        <w:rPr>
+          <w:rFonts w:ascii="Arial" w:hAnsi="Arial" w:cs="Arial" w:eastAsia="Arial"/>
+          <w:b w:val="0"/>
+          <w:color w:val="000000"/>
+          <w:sz w:val="36"/>
+        </w:rPr>
+        <w:t xml:space="preserve">-SHE THOUGHT SHE HAD PAID FOR EVERYTHING… THEN AN ASSET PROTECTION MANAGER STOPPED HER AT THE DOOR.</w:t>
+      </w:r>
+    </w:p>
+    <w:p>
+      <w:pPr>
+        <w:spacing w:lineRule="auto" w:line="276" w:before="0" w:after="0"/>
+      </w:pPr>
+      <w:r>
+        <w:rPr>
+          <w:rFonts w:ascii="Arial" w:hAnsi="Arial" w:cs="Arial" w:eastAsia="Arial"/>
+          <w:b w:val="0"/>
+          <w:color w:val="000000"/>
+          <w:sz w:val="36"/>
+        </w:rPr>
+      </w:r>
+    </w:p>
+    <w:p>
+      <w:pPr>
+        <w:spacing w:lineRule="auto" w:line="276" w:before="0" w:after="0"/>
+      </w:pPr>
+      <w:r>
+        <w:rPr>
+          <w:rFonts w:ascii="Arial" w:hAnsi="Arial" w:cs="Arial" w:eastAsia="Arial"/>
+          <w:b w:val="0"/>
+          <w:color w:val="000000"/>
+          <w:sz w:val="36"/>
+        </w:rPr>
+        <w:t xml:space="preserve">-SHE WAS CHARGED WITH STEALING 48 DOLLARS OF GROCERIES… ARRESTED… AND HER MUG SHOT WAS TAKEN.</w:t>
+      </w:r>
+    </w:p>
+    <w:p>
+      <w:pPr>
+        <w:spacing w:lineRule="auto" w:line="276" w:before="0" w:after="0"/>
+      </w:pPr>
+      <w:r>
+        <w:rPr>
+          <w:rFonts w:ascii="Arial" w:hAnsi="Arial" w:cs="Arial" w:eastAsia="Arial"/>
+          <w:b w:val="0"/>
+          <w:color w:val="000000"/>
+          <w:sz w:val="36"/>
+        </w:rPr>
+      </w:r>
+    </w:p>
+    <w:p>
+      <w:pPr>
+        <w:spacing w:lineRule="auto" w:line="276" w:before="0" w:after="0"/>
+      </w:pPr>
+      <w:r>
+        <w:rPr>
+          <w:rFonts w:ascii="Arial" w:hAnsi="Arial" w:cs="Arial" w:eastAsia="Arial"/>
+          <w:b w:val="0"/>
+          <w:color w:val="000000"/>
+          <w:sz w:val="36"/>
+        </w:rPr>
+        <w:t>-THINK WHAT YOU WOULD DO IF THIS HAPPENED TO YOU…</w:t>
       </w:r>
     </w:p>
     <w:p>
@@ -1860,7 +2337,7 @@
           <w:color w:val="FF0000"/>
           <w:sz w:val="36"/>
         </w:rPr>
-        <w:t>(((PLAY CLIP XXX VERTICAL BROLL)))</w:t>
+        <w:t>(((PLAY CLIP XXX HORIZONTAL)))</w:t>
       </w:r>
     </w:p>
     <w:p>
@@ -1885,409 +2362,26 @@
         <w:rPr>
           <w:rFonts w:ascii="Arial" w:hAnsi="Arial" w:cs="Arial" w:eastAsia="Arial"/>
           <w:b/>
-          <w:color w:val="B7791F"/>
-          <w:sz w:val="36"/>
-        </w:rPr>
-        <w:t xml:space="preserve">L07-A3 — explainer_demo/creator_short / vertical  ·  PENDING CAPTIONS — YOUTUBE BLOCKED THIS RUN</w:t>
-      </w:r>
-    </w:p>
-    <w:p>
-      <w:pPr>
-        <w:spacing w:lineRule="auto" w:line="276" w:before="0" w:after="0"/>
-      </w:pPr>
-      <w:r>
-        <w:rPr>
-          <w:rFonts w:ascii="Arial" w:hAnsi="Arial" w:cs="Arial" w:eastAsia="Arial"/>
-          <w:b w:val="0"/>
-          <w:color w:val="B7791F"/>
-          <w:sz w:val="36"/>
-        </w:rPr>
-        <w:t xml:space="preserve">Top candidate:  </w:t>
+          <w:color w:val="1155CC"/>
+          <w:sz w:val="36"/>
+        </w:rPr>
+        <w:t xml:space="preserve">L07-A4 — victim_interview / horizontal  ·  APPROVED SWAP</w:t>
+      </w:r>
+    </w:p>
+    <w:p>
+      <w:pPr>
+        <w:spacing w:lineRule="auto" w:line="276" w:before="0" w:after="0"/>
+      </w:pPr>
+      <w:r>
+        <w:rPr>
+          <w:rFonts w:ascii="Arial" w:hAnsi="Arial" w:cs="Arial" w:eastAsia="Arial"/>
+          <w:b w:val="0"/>
+          <w:color w:val="1155CC"/>
+          <w:sz w:val="36"/>
+        </w:rPr>
+        <w:t xml:space="preserve">Alabama woman falsely accused of shoplifting awarded $2.1 million in Walmart suit (CBS News / WKRG)  —  </w:t>
       </w:r>
       <w:hyperlink r:id="rIdClip4">
-        <w:r>
-          <w:rPr>
-            <w:rFonts w:ascii="Arial" w:hAnsi="Arial" w:cs="Arial" w:eastAsia="Arial"/>
-            <w:b w:val="0"/>
-            <w:color w:val="1155CC"/>
-            <w:u w:val="single"/>
-            <w:sz w:val="36"/>
-          </w:rPr>
-          <w:t xml:space="preserve">https://www.youtube.com/shorts/jqTpde_UWs4</w:t>
-        </w:r>
-      </w:hyperlink>
-    </w:p>
-    <w:p>
-      <w:pPr>
-        <w:spacing w:lineRule="auto" w:line="276" w:before="0" w:after="0"/>
-      </w:pPr>
-      <w:r>
-        <w:rPr>
-          <w:rFonts w:ascii="Arial" w:hAnsi="Arial" w:cs="Arial" w:eastAsia="Arial"/>
-          <w:b w:val="0"/>
-          <w:color w:val="B7791F"/>
-          <w:sz w:val="36"/>
-        </w:rPr>
-        <w:t xml:space="preserve">Not flagged: no transcript means no verifiable outcue. Re-run captions to get IN/OUT. No timecode invented.</w:t>
-      </w:r>
-    </w:p>
-    <w:p>
-      <w:pPr>
-        <w:spacing w:lineRule="auto" w:line="276" w:before="0" w:after="0"/>
-      </w:pPr>
-      <w:r>
-        <w:rPr>
-          <w:rFonts w:ascii="Arial" w:hAnsi="Arial" w:cs="Arial" w:eastAsia="Arial"/>
-          <w:b w:val="0"/>
-          <w:color w:val="000000"/>
-          <w:sz w:val="36"/>
-        </w:rPr>
-      </w:r>
-    </w:p>
-    <w:p>
-      <w:pPr>
-        <w:spacing w:lineRule="auto" w:line="276" w:before="0" w:after="0"/>
-      </w:pPr>
-      <w:r>
-        <w:rPr>
-          <w:rFonts w:ascii="Arial" w:hAnsi="Arial" w:cs="Arial" w:eastAsia="Arial"/>
-          <w:b/>
-          <w:color w:val="000000"/>
-          <w:sz w:val="46"/>
-        </w:rPr>
-        <w:t>AND AT SELF-CHECKOUT… AI IS WATCHING YOUR HANDS!</w:t>
-      </w:r>
-    </w:p>
-    <w:p>
-      <w:pPr>
-        <w:spacing w:lineRule="auto" w:line="276" w:before="0" w:after="0"/>
-      </w:pPr>
-      <w:r>
-        <w:rPr>
-          <w:rFonts w:ascii="Arial" w:hAnsi="Arial" w:cs="Arial" w:eastAsia="Arial"/>
-          <w:b w:val="0"/>
-          <w:color w:val="000000"/>
-          <w:sz w:val="36"/>
-        </w:rPr>
-      </w:r>
-    </w:p>
-    <w:p>
-      <w:pPr>
-        <w:spacing w:lineRule="auto" w:line="276" w:before="0" w:after="0"/>
-      </w:pPr>
-      <w:r>
-        <w:rPr>
-          <w:rFonts w:ascii="Arial" w:hAnsi="Arial" w:cs="Arial" w:eastAsia="Arial"/>
-          <w:b w:val="0"/>
-          <w:color w:val="000000"/>
-          <w:sz w:val="36"/>
-        </w:rPr>
-        <w:t xml:space="preserve">-WALMART USES AI CAMERAS AT SELF-CHECKOUT THAT FLAG WHAT THEY THINK IS A </w:t>
-      </w:r>
-      <w:r>
-        <w:rPr>
-          <w:rFonts w:ascii="Arial" w:hAnsi="Arial" w:cs="Arial" w:eastAsia="Arial"/>
-          <w:b/>
-          <w:color w:val="000000"/>
-          <w:sz w:val="36"/>
-        </w:rPr>
-        <w:t>MISSED SCAN</w:t>
-      </w:r>
-      <w:r>
-        <w:rPr>
-          <w:rFonts w:ascii="Arial" w:hAnsi="Arial" w:cs="Arial" w:eastAsia="Arial"/>
-          <w:b w:val="0"/>
-          <w:color w:val="000000"/>
-          <w:sz w:val="36"/>
-        </w:rPr>
-        <w:t>.</w:t>
-      </w:r>
-    </w:p>
-    <w:p>
-      <w:pPr>
-        <w:spacing w:lineRule="auto" w:line="276" w:before="0" w:after="0"/>
-      </w:pPr>
-      <w:r>
-        <w:rPr>
-          <w:rFonts w:ascii="Arial" w:hAnsi="Arial" w:cs="Arial" w:eastAsia="Arial"/>
-          <w:b w:val="0"/>
-          <w:color w:val="000000"/>
-          <w:sz w:val="36"/>
-        </w:rPr>
-      </w:r>
-    </w:p>
-    <w:p>
-      <w:pPr>
-        <w:spacing w:lineRule="auto" w:line="276" w:before="0" w:after="0"/>
-      </w:pPr>
-      <w:r>
-        <w:rPr>
-          <w:rFonts w:ascii="Arial" w:hAnsi="Arial" w:cs="Arial" w:eastAsia="Arial"/>
-          <w:b w:val="0"/>
-          <w:color w:val="000000"/>
-          <w:sz w:val="36"/>
-        </w:rPr>
-        <w:t>-THE CAMERA SEES AN ITEM… THE SCALE DOESN'T MATCH…</w:t>
-      </w:r>
-    </w:p>
-    <w:p>
-      <w:pPr>
-        <w:spacing w:lineRule="auto" w:line="276" w:before="0" w:after="0"/>
-      </w:pPr>
-      <w:r>
-        <w:rPr>
-          <w:rFonts w:ascii="Arial" w:hAnsi="Arial" w:cs="Arial" w:eastAsia="Arial"/>
-          <w:b w:val="0"/>
-          <w:color w:val="000000"/>
-          <w:sz w:val="36"/>
-        </w:rPr>
-      </w:r>
-    </w:p>
-    <w:p>
-      <w:pPr>
-        <w:spacing w:lineRule="auto" w:line="276" w:before="0" w:after="0"/>
-      </w:pPr>
-      <w:r>
-        <w:rPr>
-          <w:rFonts w:ascii="Arial" w:hAnsi="Arial" w:cs="Arial" w:eastAsia="Arial"/>
-          <w:b w:val="0"/>
-          <w:color w:val="000000"/>
-          <w:sz w:val="36"/>
-        </w:rPr>
-        <w:t>-AND AN ALERT GOES STRAIGHT TO AN EMPLOYEE'S HANDHELD.</w:t>
-      </w:r>
-    </w:p>
-    <w:p>
-      <w:pPr>
-        <w:spacing w:lineRule="auto" w:line="276" w:before="0" w:after="0"/>
-      </w:pPr>
-      <w:r>
-        <w:rPr>
-          <w:rFonts w:ascii="Arial" w:hAnsi="Arial" w:cs="Arial" w:eastAsia="Arial"/>
-          <w:b w:val="0"/>
-          <w:color w:val="000000"/>
-          <w:sz w:val="36"/>
-        </w:rPr>
-      </w:r>
-    </w:p>
-    <w:p>
-      <w:pPr>
-        <w:spacing w:lineRule="auto" w:line="276" w:before="0" w:after="0"/>
-      </w:pPr>
-      <w:r>
-        <w:rPr>
-          <w:rFonts w:ascii="Arial" w:hAnsi="Arial" w:cs="Arial" w:eastAsia="Arial"/>
-          <w:b w:val="0"/>
-          <w:color w:val="000000"/>
-          <w:sz w:val="36"/>
-        </w:rPr>
-        <w:t xml:space="preserve">-BUT THESE MACHINES DON'T ALWAYS WORK… AND WHEN THEY DON'T, IT CAN BE YOU WHO GETS BLAMED.</w:t>
-      </w:r>
-    </w:p>
-    <w:p>
-      <w:pPr>
-        <w:spacing w:lineRule="auto" w:line="276" w:before="0" w:after="0"/>
-      </w:pPr>
-      <w:r>
-        <w:rPr>
-          <w:rFonts w:ascii="Arial" w:hAnsi="Arial" w:cs="Arial" w:eastAsia="Arial"/>
-          <w:b w:val="0"/>
-          <w:color w:val="000000"/>
-          <w:sz w:val="36"/>
-        </w:rPr>
-      </w:r>
-    </w:p>
-    <w:p>
-      <w:pPr>
-        <w:spacing w:lineRule="auto" w:line="276" w:before="0" w:after="0"/>
-      </w:pPr>
-      <w:r>
-        <w:rPr>
-          <w:rFonts w:ascii="Arial" w:hAnsi="Arial" w:cs="Arial" w:eastAsia="Arial"/>
-          <w:b w:val="0"/>
-          <w:color w:val="000000"/>
-          <w:sz w:val="36"/>
-        </w:rPr>
-        <w:t xml:space="preserve">-LESLEIGH NURSE WAS AT SELF-CHECKOUT AT THE WALMART IN SEMMES, ALABAMA… WITH HER HUSBAND AND THREE KIDS.</w:t>
-      </w:r>
-    </w:p>
-    <w:p>
-      <w:pPr>
-        <w:spacing w:lineRule="auto" w:line="276" w:before="0" w:after="0"/>
-      </w:pPr>
-      <w:r>
-        <w:rPr>
-          <w:rFonts w:ascii="Arial" w:hAnsi="Arial" w:cs="Arial" w:eastAsia="Arial"/>
-          <w:b w:val="0"/>
-          <w:color w:val="000000"/>
-          <w:sz w:val="36"/>
-        </w:rPr>
-      </w:r>
-    </w:p>
-    <w:p>
-      <w:pPr>
-        <w:spacing w:lineRule="auto" w:line="276" w:before="0" w:after="0"/>
-      </w:pPr>
-      <w:r>
-        <w:rPr>
-          <w:rFonts w:ascii="Arial" w:hAnsi="Arial" w:cs="Arial" w:eastAsia="Arial"/>
-          <w:b w:val="0"/>
-          <w:color w:val="000000"/>
-          <w:sz w:val="36"/>
-        </w:rPr>
-        <w:t xml:space="preserve">-HER SCANNER KEPT MALFUNCTIONING… SHE EVEN GOT A WALMART WORKER TO HELP HER.</w:t>
-      </w:r>
-    </w:p>
-    <w:p>
-      <w:pPr>
-        <w:spacing w:lineRule="auto" w:line="276" w:before="0" w:after="0"/>
-      </w:pPr>
-      <w:r>
-        <w:rPr>
-          <w:rFonts w:ascii="Arial" w:hAnsi="Arial" w:cs="Arial" w:eastAsia="Arial"/>
-          <w:b w:val="0"/>
-          <w:color w:val="000000"/>
-          <w:sz w:val="36"/>
-        </w:rPr>
-      </w:r>
-    </w:p>
-    <w:p>
-      <w:pPr>
-        <w:spacing w:lineRule="auto" w:line="276" w:before="0" w:after="0"/>
-      </w:pPr>
-      <w:r>
-        <w:rPr>
-          <w:rFonts w:ascii="Arial" w:hAnsi="Arial" w:cs="Arial" w:eastAsia="Arial"/>
-          <w:b w:val="0"/>
-          <w:color w:val="000000"/>
-          <w:sz w:val="36"/>
-        </w:rPr>
-        <w:t xml:space="preserve">-SHE THOUGHT SHE HAD PAID FOR EVERYTHING… THEN AN ASSET PROTECTION MANAGER STOPPED HER AT THE DOOR.</w:t>
-      </w:r>
-    </w:p>
-    <w:p>
-      <w:pPr>
-        <w:spacing w:lineRule="auto" w:line="276" w:before="0" w:after="0"/>
-      </w:pPr>
-      <w:r>
-        <w:rPr>
-          <w:rFonts w:ascii="Arial" w:hAnsi="Arial" w:cs="Arial" w:eastAsia="Arial"/>
-          <w:b w:val="0"/>
-          <w:color w:val="000000"/>
-          <w:sz w:val="36"/>
-        </w:rPr>
-      </w:r>
-    </w:p>
-    <w:p>
-      <w:pPr>
-        <w:spacing w:lineRule="auto" w:line="276" w:before="0" w:after="0"/>
-      </w:pPr>
-      <w:r>
-        <w:rPr>
-          <w:rFonts w:ascii="Arial" w:hAnsi="Arial" w:cs="Arial" w:eastAsia="Arial"/>
-          <w:b w:val="0"/>
-          <w:color w:val="000000"/>
-          <w:sz w:val="36"/>
-        </w:rPr>
-        <w:t xml:space="preserve">-SHE WAS CHARGED WITH STEALING 48 DOLLARS OF GROCERIES… ARRESTED… AND HER MUG SHOT WAS TAKEN.</w:t>
-      </w:r>
-    </w:p>
-    <w:p>
-      <w:pPr>
-        <w:spacing w:lineRule="auto" w:line="276" w:before="0" w:after="0"/>
-      </w:pPr>
-      <w:r>
-        <w:rPr>
-          <w:rFonts w:ascii="Arial" w:hAnsi="Arial" w:cs="Arial" w:eastAsia="Arial"/>
-          <w:b w:val="0"/>
-          <w:color w:val="000000"/>
-          <w:sz w:val="36"/>
-        </w:rPr>
-      </w:r>
-    </w:p>
-    <w:p>
-      <w:pPr>
-        <w:spacing w:lineRule="auto" w:line="276" w:before="0" w:after="0"/>
-      </w:pPr>
-      <w:r>
-        <w:rPr>
-          <w:rFonts w:ascii="Arial" w:hAnsi="Arial" w:cs="Arial" w:eastAsia="Arial"/>
-          <w:b w:val="0"/>
-          <w:color w:val="000000"/>
-          <w:sz w:val="36"/>
-        </w:rPr>
-        <w:t>-THINK WHAT YOU WOULD DO IF THIS HAPPENED TO YOU…</w:t>
-      </w:r>
-    </w:p>
-    <w:p>
-      <w:pPr>
-        <w:spacing w:lineRule="auto" w:line="276" w:before="0" w:after="0"/>
-      </w:pPr>
-      <w:r>
-        <w:rPr>
-          <w:rFonts w:ascii="Arial" w:hAnsi="Arial" w:cs="Arial" w:eastAsia="Arial"/>
-          <w:b w:val="0"/>
-          <w:color w:val="000000"/>
-          <w:sz w:val="36"/>
-        </w:rPr>
-      </w:r>
-    </w:p>
-    <w:p>
-      <w:pPr>
-        <w:spacing w:lineRule="auto" w:line="276" w:before="0" w:after="0"/>
-      </w:pPr>
-      <w:r>
-        <w:rPr>
-          <w:rFonts w:ascii="Arial" w:hAnsi="Arial" w:cs="Arial" w:eastAsia="Arial"/>
-          <w:b/>
-          <w:color w:val="FF0000"/>
-          <w:sz w:val="36"/>
-        </w:rPr>
-        <w:t>(((PLAY CLIP XXX HORIZONTAL)))</w:t>
-      </w:r>
-    </w:p>
-    <w:p>
-      <w:pPr>
-        <w:spacing w:lineRule="auto" w:line="276" w:before="0" w:after="0"/>
-      </w:pPr>
-      <w:r>
-        <w:rPr>
-          <w:rFonts w:ascii="Arial" w:hAnsi="Arial" w:cs="Arial" w:eastAsia="Arial"/>
-          <w:b/>
-          <w:color w:val="FF0000"/>
-          <w:sz w:val="36"/>
-        </w:rPr>
-        <w:t>OUT:</w:t>
-      </w:r>
-    </w:p>
-    <w:p>
-      <w:pPr>
-        <w:spacing w:lineRule="auto" w:line="276" w:before="0" w:after="0"/>
-      </w:pPr>
-      <w:r>
-        <w:rPr>
-          <w:rFonts w:ascii="Arial" w:hAnsi="Arial" w:cs="Arial" w:eastAsia="Arial"/>
-          <w:b/>
-          <w:color w:val="1155CC"/>
-          <w:sz w:val="36"/>
-        </w:rPr>
-        <w:t xml:space="preserve">L07-A4 — victim_interview / horizontal  ·  APPROVED SWAP</w:t>
-      </w:r>
-    </w:p>
-    <w:p>
-      <w:pPr>
-        <w:spacing w:lineRule="auto" w:line="276" w:before="0" w:after="0"/>
-      </w:pPr>
-      <w:r>
-        <w:rPr>
-          <w:rFonts w:ascii="Arial" w:hAnsi="Arial" w:cs="Arial" w:eastAsia="Arial"/>
-          <w:b w:val="0"/>
-          <w:color w:val="1155CC"/>
-          <w:sz w:val="36"/>
-        </w:rPr>
-        <w:t xml:space="preserve">Alabama woman falsely accused of shoplifting awarded $2.1 million in Walmart suit (CBS News / WKRG)  —  </w:t>
-      </w:r>
-      <w:hyperlink r:id="rIdClip5">
         <w:r>
           <w:rPr>
             <w:rFonts w:ascii="Arial" w:hAnsi="Arial" w:cs="Arial" w:eastAsia="Arial"/>
@@ -3510,26 +3604,26 @@
         <w:rPr>
           <w:rFonts w:ascii="Arial" w:hAnsi="Arial" w:cs="Arial" w:eastAsia="Arial"/>
           <w:b/>
-          <w:color w:val="B7791F"/>
-          <w:sz w:val="36"/>
-        </w:rPr>
-        <w:t xml:space="preserve">L07-A5 — explainer_demo/creator_long / horizontal  ·  PENDING CAPTIONS — YOUTUBE BLOCKED THIS RUN</w:t>
-      </w:r>
-    </w:p>
-    <w:p>
-      <w:pPr>
-        <w:spacing w:lineRule="auto" w:line="276" w:before="0" w:after="0"/>
-      </w:pPr>
-      <w:r>
-        <w:rPr>
-          <w:rFonts w:ascii="Arial" w:hAnsi="Arial" w:cs="Arial" w:eastAsia="Arial"/>
-          <w:b w:val="0"/>
-          <w:color w:val="B7791F"/>
-          <w:sz w:val="36"/>
-        </w:rPr>
-        <w:t xml:space="preserve">Top candidate:  </w:t>
-      </w:r>
-      <w:hyperlink r:id="rIdClip6">
+          <w:color w:val="1155CC"/>
+          <w:sz w:val="36"/>
+        </w:rPr>
+        <w:t xml:space="preserve">L07-A5 — explainer_demo/creator_long / horizontal</w:t>
+      </w:r>
+    </w:p>
+    <w:p>
+      <w:pPr>
+        <w:spacing w:lineRule="auto" w:line="276" w:before="0" w:after="0"/>
+      </w:pPr>
+      <w:r>
+        <w:rPr>
+          <w:rFonts w:ascii="Arial" w:hAnsi="Arial" w:cs="Arial" w:eastAsia="Arial"/>
+          <w:b w:val="0"/>
+          <w:color w:val="1155CC"/>
+          <w:sz w:val="36"/>
+        </w:rPr>
+        <w:t xml:space="preserve">We Had 400 People Shop For Groceries. What We Found Will Shock You. (More Perfect Union / Consumer Reports)  —  </w:t>
+      </w:r>
+      <w:hyperlink r:id="rIdClip5">
         <w:r>
           <w:rPr>
             <w:rFonts w:ascii="Arial" w:hAnsi="Arial" w:cs="Arial" w:eastAsia="Arial"/>
@@ -3549,11 +3643,34 @@
       <w:r>
         <w:rPr>
           <w:rFonts w:ascii="Arial" w:hAnsi="Arial" w:cs="Arial" w:eastAsia="Arial"/>
+          <w:b/>
+          <w:color w:val="1155CC"/>
+          <w:sz w:val="36"/>
+        </w:rPr>
+        <w:t xml:space="preserve">IN 4:05 – OUT 4:53</w:t>
+      </w:r>
+      <w:r>
+        <w:rPr>
+          <w:rFonts w:ascii="Arial" w:hAnsi="Arial" w:cs="Arial" w:eastAsia="Arial"/>
+          <w:b w:val="0"/>
+          <w:color w:val="1155CC"/>
+          <w:sz w:val="36"/>
+        </w:rPr>
+        <w:t xml:space="preserve">   OUTCUE: “Wait, what?”</w:t>
+      </w:r>
+    </w:p>
+    <w:p>
+      <w:pPr>
+        <w:spacing w:lineRule="auto" w:line="276" w:before="0" w:after="0"/>
+      </w:pPr>
+      <w:r>
+        <w:rPr>
+          <w:rFonts w:ascii="Arial" w:hAnsi="Arial" w:cs="Arial" w:eastAsia="Arial"/>
           <w:b w:val="0"/>
           <w:color w:val="B7791F"/>
           <w:sz w:val="36"/>
         </w:rPr>
-        <w:t xml:space="preserve">Not flagged: no transcript means no verifiable outcue. Re-run captions to get IN/OUT. No timecode invented.</w:t>
+        <w:t xml:space="preserve">NOTE: 18-minute source: the pull is 4:05-4:53; the pilot test earlier uses different egg numbers — don't extend the in-point back into it</w:t>
       </w:r>
     </w:p>
     <w:p>
@@ -6067,7 +6184,7 @@
         </w:rPr>
         <w:t xml:space="preserve">Katelyn Montalbano (@kb.montalbano) — Prime Day cart video, July 16, 2024  —  </w:t>
       </w:r>
-      <w:hyperlink r:id="rIdClip7">
+      <w:hyperlink r:id="rIdClip6">
         <w:r>
           <w:rPr>
             <w:rFonts w:ascii="Arial" w:hAnsi="Arial" w:cs="Arial" w:eastAsia="Arial"/>
@@ -6438,7 +6555,7 @@
         </w:rPr>
         <w:t xml:space="preserve">Jaymes (@jaymes.png, formerly @semyajnotsemaj) — 'WATCH OUT FOR SCAMS ON AMAZON!', July 16, 2024  —  </w:t>
       </w:r>
-      <w:hyperlink r:id="rIdClip8">
+      <w:hyperlink r:id="rIdClip7">
         <w:r>
           <w:rPr>
             <w:rFonts w:ascii="Arial" w:hAnsi="Arial" w:cs="Arial" w:eastAsia="Arial"/>
